--- a/7 семестр/Методы искусственного интеллекта/lab1/Отчет_ЛР1_Лаврешин_МИИ.docx
+++ b/7 семестр/Методы искусственного интеллекта/lab1/Отчет_ЛР1_Лаврешин_МИИ.docx
@@ -1,6 +1,6 @@
 
 <file path=word/document.xml><?xml version="1.0" encoding="utf-8"?>
-<w:document xmlns:wpc="http://schemas.microsoft.com/office/word/2010/wordprocessingCanvas" xmlns:cx="http://schemas.microsoft.com/office/drawing/2014/chartex" xmlns:cx1="http://schemas.microsoft.com/office/drawing/2015/9/8/chartex" xmlns:cx2="http://schemas.microsoft.com/office/drawing/2015/10/21/chartex" xmlns:cx3="http://schemas.microsoft.com/office/drawing/2016/5/9/chartex" xmlns:cx4="http://schemas.microsoft.com/office/drawing/2016/5/10/chartex" xmlns:cx5="http://schemas.microsoft.com/office/drawing/2016/5/11/chartex" xmlns:cx6="http://schemas.microsoft.com/office/drawing/2016/5/12/chartex" xmlns:cx7="http://schemas.microsoft.com/office/drawing/2016/5/13/chartex" xmlns:cx8="http://schemas.microsoft.com/office/drawing/2016/5/14/chartex" xmlns:mc="http://schemas.openxmlformats.org/markup-compatibility/2006" xmlns:aink="http://schemas.microsoft.com/office/drawing/2016/ink" xmlns:am3d="http://schemas.microsoft.com/office/drawing/2017/model3d" xmlns:o="urn:schemas-microsoft-com:office:office" xmlns:oel="http://schemas.microsoft.com/office/2019/extlst" xmlns:r="http://schemas.openxmlformats.org/officeDocument/2006/relationships" xmlns:m="http://schemas.openxmlformats.org/officeDocument/2006/math" xmlns:v="urn:schemas-microsoft-com:vml" xmlns:wp14="http://schemas.microsoft.com/office/word/2010/wordprocessingDrawing" xmlns:wp="http://schemas.openxmlformats.org/drawingml/2006/wordprocessingDrawing" xmlns:w10="urn:schemas-microsoft-com:office:word" xmlns:w="http://schemas.openxmlformats.org/wordprocessingml/2006/main" xmlns:w14="http://schemas.microsoft.com/office/word/2010/wordml" xmlns:w15="http://schemas.microsoft.com/office/word/2012/wordml" xmlns:w16cex="http://schemas.microsoft.com/office/word/2018/wordml/cex" xmlns:w16cid="http://schemas.microsoft.com/office/word/2016/wordml/cid" xmlns:w16="http://schemas.microsoft.com/office/word/2018/wordml" xmlns:w16sdtdh="http://schemas.microsoft.com/office/word/2020/wordml/sdtdatahash" xmlns:w16se="http://schemas.microsoft.com/office/word/2015/wordml/symex" xmlns:wpg="http://schemas.microsoft.com/office/word/2010/wordprocessingGroup" xmlns:wpi="http://schemas.microsoft.com/office/word/2010/wordprocessingInk" xmlns:wne="http://schemas.microsoft.com/office/word/2006/wordml" xmlns:wps="http://schemas.microsoft.com/office/word/2010/wordprocessingShape" mc:Ignorable="w14 w15 w16se w16cid w16 w16cex w16sdtdh wp14">
+<w:document xmlns:wpc="http://schemas.microsoft.com/office/word/2010/wordprocessingCanvas" xmlns:cx="http://schemas.microsoft.com/office/drawing/2014/chartex" xmlns:cx1="http://schemas.microsoft.com/office/drawing/2015/9/8/chartex" xmlns:cx2="http://schemas.microsoft.com/office/drawing/2015/10/21/chartex" xmlns:cx3="http://schemas.microsoft.com/office/drawing/2016/5/9/chartex" xmlns:cx4="http://schemas.microsoft.com/office/drawing/2016/5/10/chartex" xmlns:cx5="http://schemas.microsoft.com/office/drawing/2016/5/11/chartex" xmlns:cx6="http://schemas.microsoft.com/office/drawing/2016/5/12/chartex" xmlns:cx7="http://schemas.microsoft.com/office/drawing/2016/5/13/chartex" xmlns:cx8="http://schemas.microsoft.com/office/drawing/2016/5/14/chartex" xmlns:mc="http://schemas.openxmlformats.org/markup-compatibility/2006" xmlns:aink="http://schemas.microsoft.com/office/drawing/2016/ink" xmlns:am3d="http://schemas.microsoft.com/office/drawing/2017/model3d" xmlns:o="urn:schemas-microsoft-com:office:office" xmlns:r="http://schemas.openxmlformats.org/officeDocument/2006/relationships" xmlns:m="http://schemas.openxmlformats.org/officeDocument/2006/math" xmlns:v="urn:schemas-microsoft-com:vml" xmlns:wp14="http://schemas.microsoft.com/office/word/2010/wordprocessingDrawing" xmlns:wp="http://schemas.openxmlformats.org/drawingml/2006/wordprocessingDrawing" xmlns:w10="urn:schemas-microsoft-com:office:word" xmlns:w="http://schemas.openxmlformats.org/wordprocessingml/2006/main" xmlns:w14="http://schemas.microsoft.com/office/word/2010/wordml" xmlns:w15="http://schemas.microsoft.com/office/word/2012/wordml" xmlns:w16cex="http://schemas.microsoft.com/office/word/2018/wordml/cex" xmlns:w16cid="http://schemas.microsoft.com/office/word/2016/wordml/cid" xmlns:w16="http://schemas.microsoft.com/office/word/2018/wordml" xmlns:w16sdtdh="http://schemas.microsoft.com/office/word/2020/wordml/sdtdatahash" xmlns:w16se="http://schemas.microsoft.com/office/word/2015/wordml/symex" xmlns:wpg="http://schemas.microsoft.com/office/word/2010/wordprocessingGroup" xmlns:wpi="http://schemas.microsoft.com/office/word/2010/wordprocessingInk" xmlns:wne="http://schemas.microsoft.com/office/word/2006/wordml" xmlns:wps="http://schemas.microsoft.com/office/word/2010/wordprocessingShape" mc:Ignorable="w14 w15 w16se w16cid w16 w16cex w16sdtdh wp14">
   <w:body>
     <w:p>
       <w:pPr>
@@ -208,12 +208,56 @@
                 <w:rFonts w:cs="Times New Roman"/>
               </w:rPr>
             </w:pPr>
+            <w:proofErr w:type="spellStart"/>
             <w:r>
               <w:rPr>
                 <w:rFonts w:cs="Times New Roman"/>
               </w:rPr>
-              <w:t>доцент, канд. техн. наук</w:t>
+              <w:t>доцент</w:t>
             </w:r>
+            <w:proofErr w:type="spellEnd"/>
+            <w:r>
+              <w:rPr>
+                <w:rFonts w:cs="Times New Roman"/>
+              </w:rPr>
+              <w:t xml:space="preserve">, </w:t>
+            </w:r>
+            <w:proofErr w:type="spellStart"/>
+            <w:r>
+              <w:rPr>
+                <w:rFonts w:cs="Times New Roman"/>
+              </w:rPr>
+              <w:t>канд</w:t>
+            </w:r>
+            <w:proofErr w:type="spellEnd"/>
+            <w:r>
+              <w:rPr>
+                <w:rFonts w:cs="Times New Roman"/>
+              </w:rPr>
+              <w:t xml:space="preserve">. </w:t>
+            </w:r>
+            <w:proofErr w:type="spellStart"/>
+            <w:r>
+              <w:rPr>
+                <w:rFonts w:cs="Times New Roman"/>
+              </w:rPr>
+              <w:t>техн</w:t>
+            </w:r>
+            <w:proofErr w:type="spellEnd"/>
+            <w:r>
+              <w:rPr>
+                <w:rFonts w:cs="Times New Roman"/>
+              </w:rPr>
+              <w:t xml:space="preserve">. </w:t>
+            </w:r>
+            <w:proofErr w:type="spellStart"/>
+            <w:r>
+              <w:rPr>
+                <w:rFonts w:cs="Times New Roman"/>
+              </w:rPr>
+              <w:t>наук</w:t>
+            </w:r>
+            <w:proofErr w:type="spellEnd"/>
           </w:p>
         </w:tc>
         <w:tc>
@@ -335,12 +379,21 @@
                 <w:sz w:val="20"/>
               </w:rPr>
             </w:pPr>
+            <w:proofErr w:type="spellStart"/>
             <w:r>
               <w:rPr>
                 <w:rFonts w:cs="Times New Roman"/>
                 <w:sz w:val="20"/>
               </w:rPr>
-              <w:t>должность,</w:t>
+              <w:t>должность</w:t>
+            </w:r>
+            <w:proofErr w:type="spellEnd"/>
+            <w:r>
+              <w:rPr>
+                <w:rFonts w:cs="Times New Roman"/>
+                <w:sz w:val="20"/>
+              </w:rPr>
+              <w:t>,</w:t>
             </w:r>
             <w:r>
               <w:rPr>
@@ -350,12 +403,21 @@
               </w:rPr>
               <w:t xml:space="preserve"> </w:t>
             </w:r>
+            <w:proofErr w:type="spellStart"/>
             <w:r>
               <w:rPr>
                 <w:rFonts w:cs="Times New Roman"/>
                 <w:sz w:val="20"/>
               </w:rPr>
-              <w:t>уч.</w:t>
+              <w:t>уч</w:t>
+            </w:r>
+            <w:proofErr w:type="spellEnd"/>
+            <w:r>
+              <w:rPr>
+                <w:rFonts w:cs="Times New Roman"/>
+                <w:sz w:val="20"/>
+              </w:rPr>
+              <w:t>.</w:t>
             </w:r>
             <w:r>
               <w:rPr>
@@ -365,12 +427,21 @@
               </w:rPr>
               <w:t xml:space="preserve"> </w:t>
             </w:r>
+            <w:proofErr w:type="spellStart"/>
             <w:r>
               <w:rPr>
                 <w:rFonts w:cs="Times New Roman"/>
                 <w:sz w:val="20"/>
               </w:rPr>
-              <w:t>степень,</w:t>
+              <w:t>степень</w:t>
+            </w:r>
+            <w:proofErr w:type="spellEnd"/>
+            <w:r>
+              <w:rPr>
+                <w:rFonts w:cs="Times New Roman"/>
+                <w:sz w:val="20"/>
+              </w:rPr>
+              <w:t>,</w:t>
             </w:r>
             <w:r>
               <w:rPr>
@@ -380,6 +451,7 @@
               </w:rPr>
               <w:t xml:space="preserve"> </w:t>
             </w:r>
+            <w:proofErr w:type="spellStart"/>
             <w:r>
               <w:rPr>
                 <w:rFonts w:cs="Times New Roman"/>
@@ -388,6 +460,7 @@
               </w:rPr>
               <w:t>звание</w:t>
             </w:r>
+            <w:proofErr w:type="spellEnd"/>
           </w:p>
         </w:tc>
         <w:tc>
@@ -419,14 +492,25 @@
                 <w:sz w:val="20"/>
               </w:rPr>
             </w:pPr>
+            <w:proofErr w:type="spellStart"/>
             <w:r>
               <w:rPr>
                 <w:rFonts w:cs="Times New Roman"/>
                 <w:spacing w:val="-2"/>
                 <w:sz w:val="20"/>
               </w:rPr>
-              <w:t xml:space="preserve">подпись, </w:t>
+              <w:t>подпись</w:t>
             </w:r>
+            <w:proofErr w:type="spellEnd"/>
+            <w:r>
+              <w:rPr>
+                <w:rFonts w:cs="Times New Roman"/>
+                <w:spacing w:val="-2"/>
+                <w:sz w:val="20"/>
+              </w:rPr>
+              <w:t xml:space="preserve">, </w:t>
+            </w:r>
+            <w:proofErr w:type="spellStart"/>
             <w:r>
               <w:rPr>
                 <w:rFonts w:cs="Times New Roman"/>
@@ -435,6 +519,7 @@
               </w:rPr>
               <w:t>дата</w:t>
             </w:r>
+            <w:proofErr w:type="spellEnd"/>
           </w:p>
         </w:tc>
         <w:tc>
@@ -467,12 +552,21 @@
                 <w:sz w:val="20"/>
               </w:rPr>
             </w:pPr>
+            <w:proofErr w:type="spellStart"/>
             <w:r>
               <w:rPr>
                 <w:rFonts w:cs="Times New Roman"/>
                 <w:sz w:val="20"/>
               </w:rPr>
-              <w:t>инициалы,</w:t>
+              <w:t>инициалы</w:t>
+            </w:r>
+            <w:proofErr w:type="spellEnd"/>
+            <w:r>
+              <w:rPr>
+                <w:rFonts w:cs="Times New Roman"/>
+                <w:sz w:val="20"/>
+              </w:rPr>
+              <w:t>,</w:t>
             </w:r>
             <w:r>
               <w:rPr>
@@ -482,6 +576,7 @@
               </w:rPr>
               <w:t xml:space="preserve"> </w:t>
             </w:r>
+            <w:proofErr w:type="spellStart"/>
             <w:r>
               <w:rPr>
                 <w:rFonts w:cs="Times New Roman"/>
@@ -490,6 +585,7 @@
               </w:rPr>
               <w:t>фамилия</w:t>
             </w:r>
+            <w:proofErr w:type="spellEnd"/>
           </w:p>
         </w:tc>
       </w:tr>
@@ -941,11 +1037,19 @@
               </w:rPr>
               <w:t xml:space="preserve"> </w:t>
             </w:r>
+            <w:proofErr w:type="spellStart"/>
             <w:r>
               <w:rPr>
                 <w:rFonts w:cs="Times New Roman"/>
               </w:rPr>
-              <w:t>гр.</w:t>
+              <w:t>гр</w:t>
+            </w:r>
+            <w:proofErr w:type="spellEnd"/>
+            <w:r>
+              <w:rPr>
+                <w:rFonts w:cs="Times New Roman"/>
+              </w:rPr>
+              <w:t>.</w:t>
             </w:r>
             <w:r>
               <w:rPr>
@@ -1114,14 +1218,25 @@
                 <w:sz w:val="20"/>
               </w:rPr>
             </w:pPr>
+            <w:proofErr w:type="spellStart"/>
             <w:r>
               <w:rPr>
                 <w:rFonts w:cs="Times New Roman"/>
                 <w:spacing w:val="-2"/>
                 <w:sz w:val="20"/>
               </w:rPr>
-              <w:t xml:space="preserve">подпись, </w:t>
+              <w:t>подпись</w:t>
             </w:r>
+            <w:proofErr w:type="spellEnd"/>
+            <w:r>
+              <w:rPr>
+                <w:rFonts w:cs="Times New Roman"/>
+                <w:spacing w:val="-2"/>
+                <w:sz w:val="20"/>
+              </w:rPr>
+              <w:t xml:space="preserve">, </w:t>
+            </w:r>
+            <w:proofErr w:type="spellStart"/>
             <w:r>
               <w:rPr>
                 <w:rFonts w:cs="Times New Roman"/>
@@ -1130,6 +1245,7 @@
               </w:rPr>
               <w:t>дата</w:t>
             </w:r>
+            <w:proofErr w:type="spellEnd"/>
           </w:p>
         </w:tc>
         <w:tc>
@@ -1146,12 +1262,21 @@
                 <w:sz w:val="20"/>
               </w:rPr>
             </w:pPr>
+            <w:proofErr w:type="spellStart"/>
             <w:r>
               <w:rPr>
                 <w:rFonts w:cs="Times New Roman"/>
                 <w:sz w:val="20"/>
               </w:rPr>
-              <w:t>инициалы,</w:t>
+              <w:t>инициалы</w:t>
+            </w:r>
+            <w:proofErr w:type="spellEnd"/>
+            <w:r>
+              <w:rPr>
+                <w:rFonts w:cs="Times New Roman"/>
+                <w:sz w:val="20"/>
+              </w:rPr>
+              <w:t>,</w:t>
             </w:r>
             <w:r>
               <w:rPr>
@@ -1161,6 +1286,7 @@
               </w:rPr>
               <w:t xml:space="preserve"> </w:t>
             </w:r>
+            <w:proofErr w:type="spellStart"/>
             <w:r>
               <w:rPr>
                 <w:rFonts w:cs="Times New Roman"/>
@@ -1169,6 +1295,7 @@
               </w:rPr>
               <w:t>фамилия</w:t>
             </w:r>
+            <w:proofErr w:type="spellEnd"/>
           </w:p>
         </w:tc>
       </w:tr>
@@ -1475,6 +1602,7 @@
         </w:rPr>
         <w:t xml:space="preserve"> независимая переменная — </w:t>
       </w:r>
+      <w:proofErr w:type="spellStart"/>
       <w:r>
         <w:rPr>
           <w:rFonts w:cs="Times New Roman"/>
@@ -1482,6 +1610,7 @@
         </w:rPr>
         <w:t>YearsExperience</w:t>
       </w:r>
+      <w:proofErr w:type="spellEnd"/>
       <w:r>
         <w:rPr>
           <w:rFonts w:cs="Times New Roman"/>
@@ -1870,6 +1999,7 @@
         </w:rPr>
         <w:t xml:space="preserve"> — </w:t>
       </w:r>
+      <w:proofErr w:type="spellStart"/>
       <w:r>
         <w:rPr>
           <w:rFonts w:cs="Times New Roman"/>
@@ -1877,6 +2007,7 @@
         </w:rPr>
         <w:t>YearsExperience</w:t>
       </w:r>
+      <w:proofErr w:type="spellEnd"/>
       <w:r>
         <w:rPr>
           <w:rFonts w:cs="Times New Roman"/>
@@ -2066,6 +2197,7 @@
         </w:rPr>
         <w:t xml:space="preserve"> — диаграмма рассеяния </w:t>
       </w:r>
+      <w:proofErr w:type="spellStart"/>
       <w:r>
         <w:rPr>
           <w:rFonts w:cs="Times New Roman"/>
@@ -2073,6 +2205,7 @@
         </w:rPr>
         <w:t>YearsExperience</w:t>
       </w:r>
+      <w:proofErr w:type="spellEnd"/>
       <w:r>
         <w:rPr>
           <w:rFonts w:cs="Times New Roman"/>
@@ -2343,13 +2476,47 @@
           <w:szCs w:val="28"/>
         </w:rPr>
       </w:pPr>
-      <w:r>
-        <w:rPr>
-          <w:rFonts w:cs="Times New Roman"/>
-          <w:szCs w:val="28"/>
-        </w:rPr>
-        <w:t>Рисунок 1 – Workflow линейной регрессии</w:t>
-      </w:r>
+      <w:proofErr w:type="spellStart"/>
+      <w:r>
+        <w:rPr>
+          <w:rFonts w:cs="Times New Roman"/>
+          <w:szCs w:val="28"/>
+        </w:rPr>
+        <w:t>Рисунок</w:t>
+      </w:r>
+      <w:proofErr w:type="spellEnd"/>
+      <w:r>
+        <w:rPr>
+          <w:rFonts w:cs="Times New Roman"/>
+          <w:szCs w:val="28"/>
+        </w:rPr>
+        <w:t xml:space="preserve"> 1 – Workflow </w:t>
+      </w:r>
+      <w:proofErr w:type="spellStart"/>
+      <w:r>
+        <w:rPr>
+          <w:rFonts w:cs="Times New Roman"/>
+          <w:szCs w:val="28"/>
+        </w:rPr>
+        <w:t>линейной</w:t>
+      </w:r>
+      <w:proofErr w:type="spellEnd"/>
+      <w:r>
+        <w:rPr>
+          <w:rFonts w:cs="Times New Roman"/>
+          <w:szCs w:val="28"/>
+        </w:rPr>
+        <w:t xml:space="preserve"> </w:t>
+      </w:r>
+      <w:proofErr w:type="spellStart"/>
+      <w:r>
+        <w:rPr>
+          <w:rFonts w:cs="Times New Roman"/>
+          <w:szCs w:val="28"/>
+        </w:rPr>
+        <w:t>регрессии</w:t>
+      </w:r>
+      <w:proofErr w:type="spellEnd"/>
     </w:p>
     <w:p>
       <w:pPr>
@@ -2366,7 +2533,119 @@
           <w:rFonts w:cs="Times New Roman"/>
           <w:szCs w:val="28"/>
         </w:rPr>
-        <w:t>В настройках Numeric Scorer в качестве опорного (reference) столбца указан Salary, в качестве прогнозируемого (predicted) — Prediction (Salary).</w:t>
+        <w:t xml:space="preserve">В </w:t>
+      </w:r>
+      <w:proofErr w:type="spellStart"/>
+      <w:r>
+        <w:rPr>
+          <w:rFonts w:cs="Times New Roman"/>
+          <w:szCs w:val="28"/>
+        </w:rPr>
+        <w:t>настройках</w:t>
+      </w:r>
+      <w:proofErr w:type="spellEnd"/>
+      <w:r>
+        <w:rPr>
+          <w:rFonts w:cs="Times New Roman"/>
+          <w:szCs w:val="28"/>
+        </w:rPr>
+        <w:t xml:space="preserve"> Numeric Scorer в </w:t>
+      </w:r>
+      <w:proofErr w:type="spellStart"/>
+      <w:r>
+        <w:rPr>
+          <w:rFonts w:cs="Times New Roman"/>
+          <w:szCs w:val="28"/>
+        </w:rPr>
+        <w:t>качестве</w:t>
+      </w:r>
+      <w:proofErr w:type="spellEnd"/>
+      <w:r>
+        <w:rPr>
+          <w:rFonts w:cs="Times New Roman"/>
+          <w:szCs w:val="28"/>
+        </w:rPr>
+        <w:t xml:space="preserve"> </w:t>
+      </w:r>
+      <w:proofErr w:type="spellStart"/>
+      <w:r>
+        <w:rPr>
+          <w:rFonts w:cs="Times New Roman"/>
+          <w:szCs w:val="28"/>
+        </w:rPr>
+        <w:t>опорного</w:t>
+      </w:r>
+      <w:proofErr w:type="spellEnd"/>
+      <w:r>
+        <w:rPr>
+          <w:rFonts w:cs="Times New Roman"/>
+          <w:szCs w:val="28"/>
+        </w:rPr>
+        <w:t xml:space="preserve"> (reference) </w:t>
+      </w:r>
+      <w:proofErr w:type="spellStart"/>
+      <w:r>
+        <w:rPr>
+          <w:rFonts w:cs="Times New Roman"/>
+          <w:szCs w:val="28"/>
+        </w:rPr>
+        <w:t>столбца</w:t>
+      </w:r>
+      <w:proofErr w:type="spellEnd"/>
+      <w:r>
+        <w:rPr>
+          <w:rFonts w:cs="Times New Roman"/>
+          <w:szCs w:val="28"/>
+        </w:rPr>
+        <w:t xml:space="preserve"> </w:t>
+      </w:r>
+      <w:proofErr w:type="spellStart"/>
+      <w:r>
+        <w:rPr>
+          <w:rFonts w:cs="Times New Roman"/>
+          <w:szCs w:val="28"/>
+        </w:rPr>
+        <w:t>указан</w:t>
+      </w:r>
+      <w:proofErr w:type="spellEnd"/>
+      <w:r>
+        <w:rPr>
+          <w:rFonts w:cs="Times New Roman"/>
+          <w:szCs w:val="28"/>
+        </w:rPr>
+        <w:t xml:space="preserve"> Salary, в </w:t>
+      </w:r>
+      <w:proofErr w:type="spellStart"/>
+      <w:r>
+        <w:rPr>
+          <w:rFonts w:cs="Times New Roman"/>
+          <w:szCs w:val="28"/>
+        </w:rPr>
+        <w:t>качестве</w:t>
+      </w:r>
+      <w:proofErr w:type="spellEnd"/>
+      <w:r>
+        <w:rPr>
+          <w:rFonts w:cs="Times New Roman"/>
+          <w:szCs w:val="28"/>
+        </w:rPr>
+        <w:t xml:space="preserve"> </w:t>
+      </w:r>
+      <w:proofErr w:type="spellStart"/>
+      <w:r>
+        <w:rPr>
+          <w:rFonts w:cs="Times New Roman"/>
+          <w:szCs w:val="28"/>
+        </w:rPr>
+        <w:t>прогнозируемого</w:t>
+      </w:r>
+      <w:proofErr w:type="spellEnd"/>
+      <w:r>
+        <w:rPr>
+          <w:rFonts w:cs="Times New Roman"/>
+          <w:szCs w:val="28"/>
+        </w:rPr>
+        <w:t xml:space="preserve"> (predicted) — Prediction (Salary).</w:t>
       </w:r>
     </w:p>
     <w:p>
@@ -2433,12 +2712,101 @@
         </w:rPr>
         <w:t xml:space="preserve">После выполнения эксперимента получены прогнозы заработной платы на тестовой выборке и сводные метрики качества модели. </w:t>
       </w:r>
-      <w:r>
-        <w:rPr>
-          <w:rFonts w:cs="Times New Roman"/>
-          <w:szCs w:val="28"/>
-        </w:rPr>
-        <w:t>Значения метрик приведены на рисунке 2 и в таблице 1.</w:t>
+      <w:proofErr w:type="spellStart"/>
+      <w:r>
+        <w:rPr>
+          <w:rFonts w:cs="Times New Roman"/>
+          <w:szCs w:val="28"/>
+        </w:rPr>
+        <w:t>Значения</w:t>
+      </w:r>
+      <w:proofErr w:type="spellEnd"/>
+      <w:r>
+        <w:rPr>
+          <w:rFonts w:cs="Times New Roman"/>
+          <w:szCs w:val="28"/>
+        </w:rPr>
+        <w:t xml:space="preserve"> </w:t>
+      </w:r>
+      <w:proofErr w:type="spellStart"/>
+      <w:r>
+        <w:rPr>
+          <w:rFonts w:cs="Times New Roman"/>
+          <w:szCs w:val="28"/>
+        </w:rPr>
+        <w:t>метрик</w:t>
+      </w:r>
+      <w:proofErr w:type="spellEnd"/>
+      <w:r>
+        <w:rPr>
+          <w:rFonts w:cs="Times New Roman"/>
+          <w:szCs w:val="28"/>
+        </w:rPr>
+        <w:t xml:space="preserve"> </w:t>
+      </w:r>
+      <w:proofErr w:type="spellStart"/>
+      <w:r>
+        <w:rPr>
+          <w:rFonts w:cs="Times New Roman"/>
+          <w:szCs w:val="28"/>
+        </w:rPr>
+        <w:t>приведены</w:t>
+      </w:r>
+      <w:proofErr w:type="spellEnd"/>
+      <w:r>
+        <w:rPr>
+          <w:rFonts w:cs="Times New Roman"/>
+          <w:szCs w:val="28"/>
+        </w:rPr>
+        <w:t xml:space="preserve"> </w:t>
+      </w:r>
+      <w:proofErr w:type="spellStart"/>
+      <w:r>
+        <w:rPr>
+          <w:rFonts w:cs="Times New Roman"/>
+          <w:szCs w:val="28"/>
+        </w:rPr>
+        <w:t>на</w:t>
+      </w:r>
+      <w:proofErr w:type="spellEnd"/>
+      <w:r>
+        <w:rPr>
+          <w:rFonts w:cs="Times New Roman"/>
+          <w:szCs w:val="28"/>
+        </w:rPr>
+        <w:t xml:space="preserve"> </w:t>
+      </w:r>
+      <w:proofErr w:type="spellStart"/>
+      <w:r>
+        <w:rPr>
+          <w:rFonts w:cs="Times New Roman"/>
+          <w:szCs w:val="28"/>
+        </w:rPr>
+        <w:t>рисунке</w:t>
+      </w:r>
+      <w:proofErr w:type="spellEnd"/>
+      <w:r>
+        <w:rPr>
+          <w:rFonts w:cs="Times New Roman"/>
+          <w:szCs w:val="28"/>
+        </w:rPr>
+        <w:t xml:space="preserve"> 2 и в </w:t>
+      </w:r>
+      <w:proofErr w:type="spellStart"/>
+      <w:r>
+        <w:rPr>
+          <w:rFonts w:cs="Times New Roman"/>
+          <w:szCs w:val="28"/>
+        </w:rPr>
+        <w:t>таблице</w:t>
+      </w:r>
+      <w:proofErr w:type="spellEnd"/>
+      <w:r>
+        <w:rPr>
+          <w:rFonts w:cs="Times New Roman"/>
+          <w:szCs w:val="28"/>
+        </w:rPr>
+        <w:t xml:space="preserve"> 1.</w:t>
       </w:r>
     </w:p>
     <w:p>
@@ -2551,6 +2919,7 @@
                 <w:szCs w:val="28"/>
               </w:rPr>
             </w:pPr>
+            <w:proofErr w:type="spellStart"/>
             <w:r>
               <w:rPr>
                 <w:rFonts w:cs="Times New Roman"/>
@@ -2559,6 +2928,7 @@
               </w:rPr>
               <w:t>Метрика</w:t>
             </w:r>
+            <w:proofErr w:type="spellEnd"/>
           </w:p>
         </w:tc>
         <w:tc>
@@ -2572,6 +2942,7 @@
                 <w:szCs w:val="28"/>
               </w:rPr>
             </w:pPr>
+            <w:proofErr w:type="spellStart"/>
             <w:r>
               <w:rPr>
                 <w:rFonts w:cs="Times New Roman"/>
@@ -2580,6 +2951,7 @@
               </w:rPr>
               <w:t>Значение</w:t>
             </w:r>
+            <w:proofErr w:type="spellEnd"/>
           </w:p>
         </w:tc>
       </w:tr>
@@ -3120,6 +3492,7 @@
         </w:rPr>
         <w:t xml:space="preserve">Диаграмма рассеяния (рисунок 4) подтверждает наличие выраженной положительной линейной связи между </w:t>
       </w:r>
+      <w:proofErr w:type="spellStart"/>
       <w:r>
         <w:rPr>
           <w:rFonts w:cs="Times New Roman"/>
@@ -3127,6 +3500,7 @@
         </w:rPr>
         <w:t>YearsExperience</w:t>
       </w:r>
+      <w:proofErr w:type="spellEnd"/>
       <w:r>
         <w:rPr>
           <w:rFonts w:cs="Times New Roman"/>
@@ -3211,13 +3585,79 @@
           <w:szCs w:val="28"/>
         </w:rPr>
       </w:pPr>
-      <w:r>
-        <w:rPr>
-          <w:rFonts w:cs="Times New Roman"/>
-          <w:szCs w:val="28"/>
-        </w:rPr>
-        <w:t>Рисунок 4 – Диаграмма рассеяния Salary от YearsExperience</w:t>
-      </w:r>
+      <w:proofErr w:type="spellStart"/>
+      <w:r>
+        <w:rPr>
+          <w:rFonts w:cs="Times New Roman"/>
+          <w:szCs w:val="28"/>
+        </w:rPr>
+        <w:t>Рисунок</w:t>
+      </w:r>
+      <w:proofErr w:type="spellEnd"/>
+      <w:r>
+        <w:rPr>
+          <w:rFonts w:cs="Times New Roman"/>
+          <w:szCs w:val="28"/>
+        </w:rPr>
+        <w:t xml:space="preserve"> 4 – </w:t>
+      </w:r>
+      <w:proofErr w:type="spellStart"/>
+      <w:r>
+        <w:rPr>
+          <w:rFonts w:cs="Times New Roman"/>
+          <w:szCs w:val="28"/>
+        </w:rPr>
+        <w:t>Диаграмма</w:t>
+      </w:r>
+      <w:proofErr w:type="spellEnd"/>
+      <w:r>
+        <w:rPr>
+          <w:rFonts w:cs="Times New Roman"/>
+          <w:szCs w:val="28"/>
+        </w:rPr>
+        <w:t xml:space="preserve"> </w:t>
+      </w:r>
+      <w:proofErr w:type="spellStart"/>
+      <w:r>
+        <w:rPr>
+          <w:rFonts w:cs="Times New Roman"/>
+          <w:szCs w:val="28"/>
+        </w:rPr>
+        <w:t>рассеяния</w:t>
+      </w:r>
+      <w:proofErr w:type="spellEnd"/>
+      <w:r>
+        <w:rPr>
+          <w:rFonts w:cs="Times New Roman"/>
+          <w:szCs w:val="28"/>
+        </w:rPr>
+        <w:t xml:space="preserve"> Salary </w:t>
+      </w:r>
+      <w:proofErr w:type="spellStart"/>
+      <w:r>
+        <w:rPr>
+          <w:rFonts w:cs="Times New Roman"/>
+          <w:szCs w:val="28"/>
+        </w:rPr>
+        <w:t>от</w:t>
+      </w:r>
+      <w:proofErr w:type="spellEnd"/>
+      <w:r>
+        <w:rPr>
+          <w:rFonts w:cs="Times New Roman"/>
+          <w:szCs w:val="28"/>
+        </w:rPr>
+        <w:t xml:space="preserve"> </w:t>
+      </w:r>
+      <w:proofErr w:type="spellStart"/>
+      <w:r>
+        <w:rPr>
+          <w:rFonts w:cs="Times New Roman"/>
+          <w:szCs w:val="28"/>
+        </w:rPr>
+        <w:t>YearsExperience</w:t>
+      </w:r>
+      <w:proofErr w:type="spellEnd"/>
     </w:p>
     <w:p>
       <w:pPr>
@@ -3321,6 +3761,7 @@
         </w:rPr>
         <w:t xml:space="preserve"> ~ </w:t>
       </w:r>
+      <w:proofErr w:type="spellStart"/>
       <w:r>
         <w:rPr>
           <w:rFonts w:cs="Times New Roman"/>
@@ -3328,6 +3769,7 @@
         </w:rPr>
         <w:t>YearsExperience</w:t>
       </w:r>
+      <w:proofErr w:type="spellEnd"/>
       <w:r>
         <w:rPr>
           <w:rFonts w:cs="Times New Roman"/>
@@ -3404,7 +3846,7 @@
 </file>
 
 <file path=word/numbering.xml><?xml version="1.0" encoding="utf-8"?>
-<w:numbering xmlns:wpc="http://schemas.microsoft.com/office/word/2010/wordprocessingCanvas" xmlns:cx="http://schemas.microsoft.com/office/drawing/2014/chartex" xmlns:cx1="http://schemas.microsoft.com/office/drawing/2015/9/8/chartex" xmlns:cx2="http://schemas.microsoft.com/office/drawing/2015/10/21/chartex" xmlns:cx3="http://schemas.microsoft.com/office/drawing/2016/5/9/chartex" xmlns:cx4="http://schemas.microsoft.com/office/drawing/2016/5/10/chartex" xmlns:cx5="http://schemas.microsoft.com/office/drawing/2016/5/11/chartex" xmlns:cx6="http://schemas.microsoft.com/office/drawing/2016/5/12/chartex" xmlns:cx7="http://schemas.microsoft.com/office/drawing/2016/5/13/chartex" xmlns:cx8="http://schemas.microsoft.com/office/drawing/2016/5/14/chartex" xmlns:mc="http://schemas.openxmlformats.org/markup-compatibility/2006" xmlns:aink="http://schemas.microsoft.com/office/drawing/2016/ink" xmlns:am3d="http://schemas.microsoft.com/office/drawing/2017/model3d" xmlns:o="urn:schemas-microsoft-com:office:office" xmlns:oel="http://schemas.microsoft.com/office/2019/extlst" xmlns:r="http://schemas.openxmlformats.org/officeDocument/2006/relationships" xmlns:m="http://schemas.openxmlformats.org/officeDocument/2006/math" xmlns:v="urn:schemas-microsoft-com:vml" xmlns:wp14="http://schemas.microsoft.com/office/word/2010/wordprocessingDrawing" xmlns:wp="http://schemas.openxmlformats.org/drawingml/2006/wordprocessingDrawing" xmlns:w10="urn:schemas-microsoft-com:office:word" xmlns:w="http://schemas.openxmlformats.org/wordprocessingml/2006/main" xmlns:w14="http://schemas.microsoft.com/office/word/2010/wordml" xmlns:w15="http://schemas.microsoft.com/office/word/2012/wordml" xmlns:w16cex="http://schemas.microsoft.com/office/word/2018/wordml/cex" xmlns:w16cid="http://schemas.microsoft.com/office/word/2016/wordml/cid" xmlns:w16="http://schemas.microsoft.com/office/word/2018/wordml" xmlns:w16sdtdh="http://schemas.microsoft.com/office/word/2020/wordml/sdtdatahash" xmlns:w16se="http://schemas.microsoft.com/office/word/2015/wordml/symex" xmlns:wpg="http://schemas.microsoft.com/office/word/2010/wordprocessingGroup" xmlns:wpi="http://schemas.microsoft.com/office/word/2010/wordprocessingInk" xmlns:wne="http://schemas.microsoft.com/office/word/2006/wordml" xmlns:wps="http://schemas.microsoft.com/office/word/2010/wordprocessingShape" mc:Ignorable="w14 w15 w16se w16cid w16 w16cex w16sdtdh wp14">
+<w:numbering xmlns:wpc="http://schemas.microsoft.com/office/word/2010/wordprocessingCanvas" xmlns:cx="http://schemas.microsoft.com/office/drawing/2014/chartex" xmlns:cx1="http://schemas.microsoft.com/office/drawing/2015/9/8/chartex" xmlns:cx2="http://schemas.microsoft.com/office/drawing/2015/10/21/chartex" xmlns:cx3="http://schemas.microsoft.com/office/drawing/2016/5/9/chartex" xmlns:cx4="http://schemas.microsoft.com/office/drawing/2016/5/10/chartex" xmlns:cx5="http://schemas.microsoft.com/office/drawing/2016/5/11/chartex" xmlns:cx6="http://schemas.microsoft.com/office/drawing/2016/5/12/chartex" xmlns:cx7="http://schemas.microsoft.com/office/drawing/2016/5/13/chartex" xmlns:cx8="http://schemas.microsoft.com/office/drawing/2016/5/14/chartex" xmlns:mc="http://schemas.openxmlformats.org/markup-compatibility/2006" xmlns:aink="http://schemas.microsoft.com/office/drawing/2016/ink" xmlns:am3d="http://schemas.microsoft.com/office/drawing/2017/model3d" xmlns:o="urn:schemas-microsoft-com:office:office" xmlns:r="http://schemas.openxmlformats.org/officeDocument/2006/relationships" xmlns:m="http://schemas.openxmlformats.org/officeDocument/2006/math" xmlns:v="urn:schemas-microsoft-com:vml" xmlns:wp14="http://schemas.microsoft.com/office/word/2010/wordprocessingDrawing" xmlns:wp="http://schemas.openxmlformats.org/drawingml/2006/wordprocessingDrawing" xmlns:w10="urn:schemas-microsoft-com:office:word" xmlns:w="http://schemas.openxmlformats.org/wordprocessingml/2006/main" xmlns:w14="http://schemas.microsoft.com/office/word/2010/wordml" xmlns:w15="http://schemas.microsoft.com/office/word/2012/wordml" xmlns:w16cex="http://schemas.microsoft.com/office/word/2018/wordml/cex" xmlns:w16cid="http://schemas.microsoft.com/office/word/2016/wordml/cid" xmlns:w16="http://schemas.microsoft.com/office/word/2018/wordml" xmlns:w16sdtdh="http://schemas.microsoft.com/office/word/2020/wordml/sdtdatahash" xmlns:w16se="http://schemas.microsoft.com/office/word/2015/wordml/symex" xmlns:wpg="http://schemas.microsoft.com/office/word/2010/wordprocessingGroup" xmlns:wpi="http://schemas.microsoft.com/office/word/2010/wordprocessingInk" xmlns:wne="http://schemas.microsoft.com/office/word/2006/wordml" xmlns:wps="http://schemas.microsoft.com/office/word/2010/wordprocessingShape" mc:Ignorable="w14 w15 w16se w16cid w16 w16cex w16sdtdh wp14">
   <w:abstractNum w:abstractNumId="0" w15:restartNumberingAfterBreak="0">
     <w:nsid w:val="FFFFFF7C"/>
     <w:multiLevelType w:val="singleLevel"/>
@@ -3576,31 +4018,31 @@
       </w:rPr>
     </w:lvl>
   </w:abstractNum>
-  <w:num w:numId="1" w16cid:durableId="457332603">
+  <w:num w:numId="1">
     <w:abstractNumId w:val="8"/>
   </w:num>
-  <w:num w:numId="2" w16cid:durableId="1573738729">
+  <w:num w:numId="2">
     <w:abstractNumId w:val="6"/>
   </w:num>
-  <w:num w:numId="3" w16cid:durableId="1003819174">
+  <w:num w:numId="3">
     <w:abstractNumId w:val="5"/>
   </w:num>
-  <w:num w:numId="4" w16cid:durableId="1649556008">
+  <w:num w:numId="4">
     <w:abstractNumId w:val="4"/>
   </w:num>
-  <w:num w:numId="5" w16cid:durableId="164782573">
+  <w:num w:numId="5">
     <w:abstractNumId w:val="7"/>
   </w:num>
-  <w:num w:numId="6" w16cid:durableId="437212312">
+  <w:num w:numId="6">
     <w:abstractNumId w:val="3"/>
   </w:num>
-  <w:num w:numId="7" w16cid:durableId="628243491">
+  <w:num w:numId="7">
     <w:abstractNumId w:val="2"/>
   </w:num>
-  <w:num w:numId="8" w16cid:durableId="705568614">
+  <w:num w:numId="8">
     <w:abstractNumId w:val="1"/>
   </w:num>
-  <w:num w:numId="9" w16cid:durableId="1226912466">
+  <w:num w:numId="9">
     <w:abstractNumId w:val="0"/>
   </w:num>
 </w:numbering>
